--- a/odigoi/0_pycharm_spark_implementation.en.docx
+++ b/odigoi/0_pycharm_spark_implementation.en.docx
@@ -20,7 +20,7 @@
           <w:sz w:val="22"/>
           <w:szCs w:val="22"/>
         </w:rPr>
-        <w:id w:val="1589038618"/>
+        <w:id w:val="-1468726785"/>
         <w:docPartObj>
           <w:docPartGallery w:val="Table of Contents"/>
           <w:docPartUnique/>
@@ -61,7 +61,7 @@
           <w:r>
             <w:fldChar w:fldCharType="separate"/>
           </w:r>
-          <w:hyperlink w:anchor="_Toc224650761" w:history="1">
+          <w:hyperlink w:anchor="_Toc224651080" w:history="1">
             <w:r>
               <w:rPr>
                 <w:rStyle w:val="Hyperlink"/>
@@ -120,7 +120,7 @@
                 <w:noProof/>
                 <w:webHidden/>
               </w:rPr>
-              <w:instrText xml:space="preserve"> PAGEREF _Toc224650761 \h </w:instrText>
+              <w:instrText xml:space="preserve"> PAGEREF _Toc224651080 \h </w:instrText>
             </w:r>
             <w:r>
               <w:rPr>
@@ -167,7 +167,7 @@
               <w14:ligatures w14:val="standardContextual"/>
             </w:rPr>
           </w:pPr>
-          <w:hyperlink w:anchor="_Toc224650762" w:history="1">
+          <w:hyperlink w:anchor="_Toc224651081" w:history="1">
             <w:r>
               <w:rPr>
                 <w:rStyle w:val="Hyperlink"/>
@@ -194,7 +194,7 @@
                 <w:noProof/>
                 <w:webHidden/>
               </w:rPr>
-              <w:instrText xml:space="preserve"> PAGEREF _Toc224650762 \h </w:instrText>
+              <w:instrText xml:space="preserve"> PAGEREF _Toc224651081 \h </w:instrText>
             </w:r>
             <w:r>
               <w:rPr>
@@ -241,7 +241,7 @@
               <w14:ligatures w14:val="standardContextual"/>
             </w:rPr>
           </w:pPr>
-          <w:hyperlink w:anchor="_Toc224650763" w:history="1">
+          <w:hyperlink w:anchor="_Toc224651082" w:history="1">
             <w:r>
               <w:rPr>
                 <w:rStyle w:val="Hyperlink"/>
@@ -268,7 +268,7 @@
                 <w:noProof/>
                 <w:webHidden/>
               </w:rPr>
-              <w:instrText xml:space="preserve"> PAGEREF _Toc224650763 \h </w:instrText>
+              <w:instrText xml:space="preserve"> PAGEREF _Toc224651082 \h </w:instrText>
             </w:r>
             <w:r>
               <w:rPr>
@@ -315,7 +315,7 @@
               <w14:ligatures w14:val="standardContextual"/>
             </w:rPr>
           </w:pPr>
-          <w:hyperlink w:anchor="_Toc224650764" w:history="1">
+          <w:hyperlink w:anchor="_Toc224651083" w:history="1">
             <w:r>
               <w:rPr>
                 <w:rStyle w:val="Hyperlink"/>
@@ -342,7 +342,7 @@
                 <w:noProof/>
                 <w:webHidden/>
               </w:rPr>
-              <w:instrText xml:space="preserve"> PAGEREF _Toc224650764 \h </w:instrText>
+              <w:instrText xml:space="preserve"> PAGEREF _Toc224651083 \h </w:instrText>
             </w:r>
             <w:r>
               <w:rPr>
@@ -389,7 +389,7 @@
               <w14:ligatures w14:val="standardContextual"/>
             </w:rPr>
           </w:pPr>
-          <w:hyperlink w:anchor="_Toc224650765" w:history="1">
+          <w:hyperlink w:anchor="_Toc224651084" w:history="1">
             <w:r>
               <w:rPr>
                 <w:rStyle w:val="Hyperlink"/>
@@ -416,7 +416,7 @@
                 <w:noProof/>
                 <w:webHidden/>
               </w:rPr>
-              <w:instrText xml:space="preserve"> PAGEREF _Toc224650765 \h </w:instrText>
+              <w:instrText xml:space="preserve"> PAGEREF _Toc224651084 \h </w:instrText>
             </w:r>
             <w:r>
               <w:rPr>
@@ -459,7 +459,7 @@
         <w:pStyle w:val="Heading1"/>
       </w:pPr>
       <w:bookmarkStart w:id="0" w:name="X036a7b297a7634b620d62dee702b1b39a60d153"/>
-      <w:bookmarkStart w:id="1" w:name="_Toc224650761"/>
+      <w:bookmarkStart w:id="1" w:name="_Toc224651080"/>
       <w:r>
         <w:t xml:space="preserve">Installing </w:t>
       </w:r>
@@ -591,7 +591,7 @@
           <w:noProof/>
         </w:rPr>
         <w:drawing>
-          <wp:inline distT="0" distB="0" distL="0" distR="0" wp14:anchorId="24DA527C" wp14:editId="669B2900">
+          <wp:inline distT="0" distB="0" distL="0" distR="0" wp14:anchorId="2D6D7BEB" wp14:editId="5C37BD23">
             <wp:extent cx="6692900" cy="2845691"/>
             <wp:effectExtent l="0" t="0" r="0" b="0"/>
             <wp:docPr id="25" name="Picture" descr="Figure 1"/>
@@ -651,7 +651,7 @@
           <w:noProof/>
         </w:rPr>
         <w:drawing>
-          <wp:inline distT="0" distB="0" distL="0" distR="0" wp14:anchorId="6980C98D" wp14:editId="0CC11D4A">
+          <wp:inline distT="0" distB="0" distL="0" distR="0" wp14:anchorId="615FCE97" wp14:editId="33855FC2">
             <wp:extent cx="6692900" cy="4748374"/>
             <wp:effectExtent l="0" t="0" r="0" b="0"/>
             <wp:docPr id="28" name="Picture" descr="Figure 2"/>
@@ -698,7 +698,7 @@
         <w:pStyle w:val="Heading1"/>
       </w:pPr>
       <w:bookmarkStart w:id="2" w:name="creating-a-new-pycharm-project"/>
-      <w:bookmarkStart w:id="3" w:name="_Toc224650762"/>
+      <w:bookmarkStart w:id="3" w:name="_Toc224651081"/>
       <w:bookmarkEnd w:id="0"/>
       <w:r>
         <w:t>Creating a new PyCharm project</w:t>
@@ -792,7 +792,7 @@
         </w:rPr>
         <w:lastRenderedPageBreak/>
         <w:drawing>
-          <wp:inline distT="0" distB="0" distL="0" distR="0" wp14:anchorId="678D450C" wp14:editId="319EBACC">
+          <wp:inline distT="0" distB="0" distL="0" distR="0" wp14:anchorId="1EB75458" wp14:editId="7A2B76A7">
             <wp:extent cx="6692900" cy="5494042"/>
             <wp:effectExtent l="0" t="0" r="0" b="0"/>
             <wp:docPr id="32" name="Picture" descr="Figure 3"/>
@@ -865,7 +865,7 @@
         <w:pStyle w:val="Heading1"/>
       </w:pPr>
       <w:bookmarkStart w:id="4" w:name="installing-java-on-your-computer"/>
-      <w:bookmarkStart w:id="5" w:name="_Toc224650763"/>
+      <w:bookmarkStart w:id="5" w:name="_Toc224651082"/>
       <w:bookmarkEnd w:id="2"/>
       <w:r>
         <w:t>Installing Java on your computer</w:t>
@@ -906,7 +906,7 @@
         </w:rPr>
         <w:lastRenderedPageBreak/>
         <w:drawing>
-          <wp:inline distT="0" distB="0" distL="0" distR="0" wp14:anchorId="3170EAFE" wp14:editId="53F3E5AB">
+          <wp:inline distT="0" distB="0" distL="0" distR="0" wp14:anchorId="7073D7D5" wp14:editId="272BE743">
             <wp:extent cx="6692900" cy="5103718"/>
             <wp:effectExtent l="0" t="0" r="0" b="0"/>
             <wp:docPr id="37" name="Picture" descr="Figure 4"/>
@@ -1010,7 +1010,7 @@
         </w:rPr>
         <w:lastRenderedPageBreak/>
         <w:drawing>
-          <wp:inline distT="0" distB="0" distL="0" distR="0" wp14:anchorId="4EBEB154" wp14:editId="04A5C60D">
+          <wp:inline distT="0" distB="0" distL="0" distR="0" wp14:anchorId="5A53C9EF" wp14:editId="5B76B26F">
             <wp:extent cx="6692900" cy="6342582"/>
             <wp:effectExtent l="0" t="0" r="0" b="0"/>
             <wp:docPr id="40" name="Picture" descr="Figure 5"/>
@@ -1080,7 +1080,7 @@
         </w:rPr>
         <w:lastRenderedPageBreak/>
         <w:drawing>
-          <wp:inline distT="0" distB="0" distL="0" distR="0" wp14:anchorId="66AB8EBA" wp14:editId="5E8F63A3">
+          <wp:inline distT="0" distB="0" distL="0" distR="0" wp14:anchorId="73A839A4" wp14:editId="17B8494F">
             <wp:extent cx="6692900" cy="3476742"/>
             <wp:effectExtent l="0" t="0" r="0" b="0"/>
             <wp:docPr id="43" name="Picture" descr="Figure 6"/>
@@ -1149,7 +1149,7 @@
           <w:noProof/>
         </w:rPr>
         <w:drawing>
-          <wp:inline distT="0" distB="0" distL="0" distR="0" wp14:anchorId="3DEE5DE6" wp14:editId="7C9519CA">
+          <wp:inline distT="0" distB="0" distL="0" distR="0" wp14:anchorId="13E11193" wp14:editId="3C6BFEE2">
             <wp:extent cx="3878981" cy="4456496"/>
             <wp:effectExtent l="0" t="0" r="0" b="0"/>
             <wp:docPr id="46" name="Picture" descr="Figure 7"/>
@@ -1277,7 +1277,7 @@
         <w:pStyle w:val="Heading1"/>
       </w:pPr>
       <w:bookmarkStart w:id="6" w:name="configuring-pycharm-to-run-pyspark-code"/>
-      <w:bookmarkStart w:id="7" w:name="_Toc224650764"/>
+      <w:bookmarkStart w:id="7" w:name="_Toc224651083"/>
       <w:bookmarkEnd w:id="4"/>
       <w:r>
         <w:t>Configuring PyCharm to run PySpark code</w:t>
@@ -1326,7 +1326,7 @@
           <w:noProof/>
         </w:rPr>
         <w:drawing>
-          <wp:inline distT="0" distB="0" distL="0" distR="0" wp14:anchorId="7F0B6765" wp14:editId="738A8832">
+          <wp:inline distT="0" distB="0" distL="0" distR="0" wp14:anchorId="161DECB6" wp14:editId="150EB5F8">
             <wp:extent cx="6692900" cy="4510266"/>
             <wp:effectExtent l="0" t="0" r="0" b="0"/>
             <wp:docPr id="50" name="Picture" descr="Figure 8"/>
@@ -1430,7 +1430,7 @@
         </w:rPr>
         <w:lastRenderedPageBreak/>
         <w:drawing>
-          <wp:inline distT="0" distB="0" distL="0" distR="0" wp14:anchorId="2497E5C5" wp14:editId="725676ED">
+          <wp:inline distT="0" distB="0" distL="0" distR="0" wp14:anchorId="7067B93E" wp14:editId="563A6AAB">
             <wp:extent cx="6692900" cy="5955100"/>
             <wp:effectExtent l="0" t="0" r="0" b="0"/>
             <wp:docPr id="53" name="Picture" descr="Figure 9"/>
@@ -1485,7 +1485,7 @@
         <w:pStyle w:val="Heading1"/>
       </w:pPr>
       <w:bookmarkStart w:id="8" w:name="running-a-test-word-count-example"/>
-      <w:bookmarkStart w:id="9" w:name="_Toc224650765"/>
+      <w:bookmarkStart w:id="9" w:name="_Toc224651084"/>
       <w:bookmarkEnd w:id="6"/>
       <w:r>
         <w:t>Running a test word count example</w:t>
@@ -2213,7 +2213,7 @@
           <w:noProof/>
         </w:rPr>
         <w:drawing>
-          <wp:inline distT="0" distB="0" distL="0" distR="0" wp14:anchorId="7A1D636C" wp14:editId="547C13DB">
+          <wp:inline distT="0" distB="0" distL="0" distR="0" wp14:anchorId="1A1B18BC" wp14:editId="1C90AC61">
             <wp:extent cx="6692900" cy="5030683"/>
             <wp:effectExtent l="0" t="0" r="0" b="0"/>
             <wp:docPr id="57" name="Picture" descr="Figure 10"/>
@@ -2308,7 +2308,7 @@
           <w:noProof/>
         </w:rPr>
         <w:drawing>
-          <wp:inline distT="0" distB="0" distL="0" distR="0" wp14:anchorId="37128882" wp14:editId="5D0BB5CC">
+          <wp:inline distT="0" distB="0" distL="0" distR="0" wp14:anchorId="7531D509" wp14:editId="13C6A545">
             <wp:extent cx="6692900" cy="2138062"/>
             <wp:effectExtent l="0" t="0" r="0" b="0"/>
             <wp:docPr id="60" name="Picture" descr="Figure 11"/>
@@ -2375,7 +2375,7 @@
           <w:noProof/>
         </w:rPr>
         <w:drawing>
-          <wp:inline distT="0" distB="0" distL="0" distR="0" wp14:anchorId="254A3365" wp14:editId="2AA26CD4">
+          <wp:inline distT="0" distB="0" distL="0" distR="0" wp14:anchorId="46BF0A3A" wp14:editId="29F83BD2">
             <wp:extent cx="6692900" cy="2117527"/>
             <wp:effectExtent l="0" t="0" r="0" b="0"/>
             <wp:docPr id="64" name="Picture" descr="Figure 12"/>
@@ -2427,7 +2427,7 @@
         </w:rPr>
         <w:lastRenderedPageBreak/>
         <w:drawing>
-          <wp:inline distT="0" distB="0" distL="0" distR="0" wp14:anchorId="3435D144" wp14:editId="0FA9E5CA">
+          <wp:inline distT="0" distB="0" distL="0" distR="0" wp14:anchorId="331BBE95" wp14:editId="4A6B250F">
             <wp:extent cx="6692900" cy="3213434"/>
             <wp:effectExtent l="0" t="0" r="0" b="0"/>
             <wp:docPr id="67" name="Picture" descr="Figure 13"/>
@@ -2899,7 +2899,7 @@
   <w:abstractNum w:abstractNumId="9" w15:restartNumberingAfterBreak="0">
     <w:nsid w:val="0000A990"/>
     <w:multiLevelType w:val="multilevel"/>
-    <w:tmpl w:val="56987122"/>
+    <w:tmpl w:val="323C75D4"/>
     <w:lvl w:ilvl="0">
       <w:numFmt w:val="bullet"/>
       <w:lvlText w:val=" "/>
@@ -2976,7 +2976,7 @@
   <w:abstractNum w:abstractNumId="10" w15:restartNumberingAfterBreak="0">
     <w:nsid w:val="0000A991"/>
     <w:multiLevelType w:val="multilevel"/>
-    <w:tmpl w:val="AE5C87F0"/>
+    <w:tmpl w:val="026C325A"/>
     <w:lvl w:ilvl="0">
       <w:numFmt w:val="bullet"/>
       <w:lvlText w:val=""/>
@@ -3077,40 +3077,40 @@
       </w:rPr>
     </w:lvl>
   </w:abstractNum>
-  <w:num w:numId="1" w16cid:durableId="1467160118">
+  <w:num w:numId="1" w16cid:durableId="1817259389">
     <w:abstractNumId w:val="8"/>
   </w:num>
-  <w:num w:numId="2" w16cid:durableId="1864242050">
+  <w:num w:numId="2" w16cid:durableId="1874222342">
     <w:abstractNumId w:val="6"/>
   </w:num>
-  <w:num w:numId="3" w16cid:durableId="731121803">
+  <w:num w:numId="3" w16cid:durableId="628364948">
     <w:abstractNumId w:val="5"/>
   </w:num>
-  <w:num w:numId="4" w16cid:durableId="1156340945">
+  <w:num w:numId="4" w16cid:durableId="1113477690">
     <w:abstractNumId w:val="4"/>
   </w:num>
-  <w:num w:numId="5" w16cid:durableId="188839157">
+  <w:num w:numId="5" w16cid:durableId="2140299390">
     <w:abstractNumId w:val="7"/>
   </w:num>
-  <w:num w:numId="6" w16cid:durableId="1427075046">
+  <w:num w:numId="6" w16cid:durableId="1745447355">
     <w:abstractNumId w:val="3"/>
   </w:num>
-  <w:num w:numId="7" w16cid:durableId="593712327">
+  <w:num w:numId="7" w16cid:durableId="617227714">
     <w:abstractNumId w:val="2"/>
   </w:num>
-  <w:num w:numId="8" w16cid:durableId="1773475551">
+  <w:num w:numId="8" w16cid:durableId="966424880">
     <w:abstractNumId w:val="1"/>
   </w:num>
-  <w:num w:numId="9" w16cid:durableId="262807064">
+  <w:num w:numId="9" w16cid:durableId="533076739">
     <w:abstractNumId w:val="0"/>
   </w:num>
-  <w:num w:numId="10" w16cid:durableId="526139149">
+  <w:num w:numId="10" w16cid:durableId="780993802">
     <w:abstractNumId w:val="9"/>
   </w:num>
-  <w:num w:numId="11" w16cid:durableId="1706059798">
+  <w:num w:numId="11" w16cid:durableId="1121876863">
     <w:abstractNumId w:val="10"/>
   </w:num>
-  <w:num w:numId="12" w16cid:durableId="361594687">
+  <w:num w:numId="12" w16cid:durableId="1013603592">
     <w:abstractNumId w:val="10"/>
   </w:num>
 </w:numbering>
@@ -14931,7 +14931,7 @@
     <w:autoRedefine/>
     <w:uiPriority w:val="39"/>
     <w:unhideWhenUsed/>
-    <w:rsid w:val="005A236A"/>
+    <w:rsid w:val="005877D3"/>
     <w:pPr>
       <w:spacing w:after="100"/>
     </w:pPr>
@@ -14941,7 +14941,7 @@
     <w:basedOn w:val="DefaultParagraphFont"/>
     <w:uiPriority w:val="99"/>
     <w:unhideWhenUsed/>
-    <w:rsid w:val="005A236A"/>
+    <w:rsid w:val="005877D3"/>
     <w:rPr>
       <w:color w:val="0000FF" w:themeColor="hyperlink"/>
       <w:u w:val="single"/>
